--- a/docs/content/analysis_of_variance/analysis_of_variance_lecture.docx
+++ b/docs/content/analysis_of_variance/analysis_of_variance_lecture.docx
@@ -2445,6 +2445,9 @@
           </m:sup>
         </m:sSup>
       </m:oMath>
+      <w:r>
+        <w:t xml:space="preserve">​</w:t>
+      </w:r>
     </w:p>
     <w:p>
       <w:pPr>
@@ -3528,6 +3531,9 @@
                 </m:sub>
               </m:sSub>
             </m:oMath>
+            <w:r>
+              <w:t xml:space="preserve">​</w:t>
+            </w:r>
           </w:p>
           <w:p>
             <w:pPr>

--- a/docs/content/analysis_of_variance/analysis_of_variance_lecture.docx
+++ b/docs/content/analysis_of_variance/analysis_of_variance_lecture.docx
@@ -260,14 +260,14 @@
     </w:tbl>
     <w:p>
       <w:pPr>
-        <w:pStyle w:val="BodyText"/>
+        <w:pStyle w:val="CaptionedFigure"/>
       </w:pPr>
       <w:r>
         <w:drawing>
           <wp:inline>
             <wp:extent cx="2857500" cy="1859769"/>
             <wp:effectExtent b="0" l="0" r="0" t="0"/>
-            <wp:docPr descr="" title="" id="13" name="Picture"/>
+            <wp:docPr descr="XKCD comic ‘Linear Regression’: a scatterplot of scattered points with a nearly flat fitted regression line labeled R-squared = 0.06 next to the same points connected into a constellation-like stick figure labeled ‘Rexthor, the Dog-Bearer’, captioned ‘I don’t trust linear regressions when it’s harder to guess the direction of the correlation from the scatter plot than to find new constellations on it.’" title="" id="13" name="Picture"/>
             <a:graphic>
               <a:graphicData uri="http://schemas.openxmlformats.org/drawingml/2006/picture">
                 <pic:pic>
@@ -303,6 +303,38 @@
             </a:graphic>
           </wp:inline>
         </w:drawing>
+      </w:r>
+    </w:p>
+    <w:p>
+      <w:pPr>
+        <w:pStyle w:val="ImageCaption"/>
+      </w:pPr>
+      <w:r>
+        <w:t xml:space="preserve">XKCD comic</w:t>
+      </w:r>
+      <w:r>
+        <w:t xml:space="preserve"> </w:t>
+      </w:r>
+      <w:r>
+        <w:t xml:space="preserve">‘Linear Regression’</w:t>
+      </w:r>
+      <w:r>
+        <w:t xml:space="preserve">: a scatterplot of scattered points with a nearly flat fitted regression line labeled R-squared = 0.06 next to the same points connected into a constellation-like stick figure labeled</w:t>
+      </w:r>
+      <w:r>
+        <w:t xml:space="preserve"> </w:t>
+      </w:r>
+      <w:r>
+        <w:t xml:space="preserve">‘Rexthor, the Dog-Bearer’</w:t>
+      </w:r>
+      <w:r>
+        <w:t xml:space="preserve">, captioned</w:t>
+      </w:r>
+      <w:r>
+        <w:t xml:space="preserve"> </w:t>
+      </w:r>
+      <w:r>
+        <w:t xml:space="preserve">‘I don’t trust linear regressions when it’s harder to guess the direction of the correlation from the scatter plot than to find new constellations on it.’</w:t>
       </w:r>
     </w:p>
     <w:bookmarkEnd w:id="15"/>
@@ -6657,14 +6689,14 @@
     </w:p>
     <w:p>
       <w:pPr>
-        <w:pStyle w:val="FirstParagraph"/>
+        <w:pStyle w:val="CaptionedFigure"/>
       </w:pPr>
       <w:r>
         <w:drawing>
           <wp:inline>
             <wp:extent cx="3657600" cy="3135085"/>
             <wp:effectExtent b="0" l="0" r="0" t="0"/>
-            <wp:docPr descr="" title="" id="84" name="Picture"/>
+            <wp:docPr descr="Multi-panel model diagnostic figure generated by performance::check_model(), including residual, normality, homogeneity of variance, and collinearity panels with built-in reference bands." title="" id="84" name="Picture"/>
             <a:graphic>
               <a:graphicData uri="http://schemas.openxmlformats.org/drawingml/2006/picture">
                 <pic:pic>
@@ -6700,6 +6732,14 @@
             </a:graphic>
           </wp:inline>
         </w:drawing>
+      </w:r>
+    </w:p>
+    <w:p>
+      <w:pPr>
+        <w:pStyle w:val="ImageCaption"/>
+      </w:pPr>
+      <w:r>
+        <w:t xml:space="preserve">Multi-panel model diagnostic figure generated by performance::check_model(), including residual, normality, homogeneity of variance, and collinearity panels with built-in reference bands.</w:t>
       </w:r>
     </w:p>
     <w:tbl>

--- a/docs/content/analysis_of_variance/analysis_of_variance_lecture.docx
+++ b/docs/content/analysis_of_variance/analysis_of_variance_lecture.docx
@@ -265,7 +265,7 @@
       <w:r>
         <w:drawing>
           <wp:inline>
-            <wp:extent cx="2857500" cy="1859769"/>
+            <wp:extent cx="2852928" cy="1856793"/>
             <wp:effectExtent b="0" l="0" r="0" t="0"/>
             <wp:docPr descr="XKCD comic ‘Linear Regression’: a scatterplot of scattered points with a nearly flat fitted regression line labeled R-squared = 0.06 next to the same points connected into a constellation-like stick figure labeled ‘Rexthor, the Dog-Bearer’, captioned ‘I don’t trust linear regressions when it’s harder to guess the direction of the correlation from the scatter plot than to find new constellations on it.’" title="" id="13" name="Picture"/>
             <a:graphic>
@@ -286,7 +286,7 @@
                   <pic:spPr bwMode="auto">
                     <a:xfrm>
                       <a:off x="0" y="0"/>
-                      <a:ext cx="2857500" cy="1859769"/>
+                      <a:ext cx="2852928" cy="1856793"/>
                     </a:xfrm>
                     <a:prstGeom prst="rect">
                       <a:avLst/>

--- a/docs/content/analysis_of_variance/analysis_of_variance_lecture.docx
+++ b/docs/content/analysis_of_variance/analysis_of_variance_lecture.docx
@@ -1297,7 +1297,7 @@
       <w:r>
         <w:drawing>
           <wp:inline>
-            <wp:extent cx="5334000" cy="5037666"/>
+            <wp:extent cx="3302849" cy="3119357"/>
             <wp:effectExtent b="0" l="0" r="0" t="0"/>
             <wp:docPr descr="" title="" id="23" name="Picture"/>
             <a:graphic>
@@ -1318,7 +1318,7 @@
                   <pic:spPr bwMode="auto">
                     <a:xfrm>
                       <a:off x="0" y="0"/>
-                      <a:ext cx="5334000" cy="5037666"/>
+                      <a:ext cx="3302849" cy="3119357"/>
                     </a:xfrm>
                     <a:prstGeom prst="rect">
                       <a:avLst/>
@@ -1498,7 +1498,7 @@
             <w:r>
               <w:drawing>
                 <wp:inline>
-                  <wp:extent cx="5334000" cy="5334000"/>
+                  <wp:extent cx="3119357" cy="3119357"/>
                   <wp:effectExtent b="0" l="0" r="0" t="0"/>
                   <wp:docPr descr="" title="" id="30" name="Picture"/>
                   <a:graphic>
@@ -1519,7 +1519,7 @@
                         <pic:spPr bwMode="auto">
                           <a:xfrm>
                             <a:off x="0" y="0"/>
-                            <a:ext cx="5334000" cy="5334000"/>
+                            <a:ext cx="3119357" cy="3119357"/>
                           </a:xfrm>
                           <a:prstGeom prst="rect">
                             <a:avLst/>
@@ -1665,7 +1665,7 @@
       <w:r>
         <w:drawing>
           <wp:inline>
-            <wp:extent cx="5334000" cy="4622800"/>
+            <wp:extent cx="2752374" cy="2385391"/>
             <wp:effectExtent b="0" l="0" r="0" t="0"/>
             <wp:docPr descr="" title="" id="35" name="Picture"/>
             <a:graphic>
@@ -1686,7 +1686,7 @@
                   <pic:spPr bwMode="auto">
                     <a:xfrm>
                       <a:off x="0" y="0"/>
-                      <a:ext cx="5334000" cy="4622800"/>
+                      <a:ext cx="2752374" cy="2385391"/>
                     </a:xfrm>
                     <a:prstGeom prst="rect">
                       <a:avLst/>
@@ -1832,7 +1832,7 @@
       <w:r>
         <w:drawing>
           <wp:inline>
-            <wp:extent cx="5334000" cy="4622800"/>
+            <wp:extent cx="2752374" cy="2385391"/>
             <wp:effectExtent b="0" l="0" r="0" t="0"/>
             <wp:docPr descr="" title="" id="39" name="Picture"/>
             <a:graphic>
@@ -1853,7 +1853,7 @@
                   <pic:spPr bwMode="auto">
                     <a:xfrm>
                       <a:off x="0" y="0"/>
-                      <a:ext cx="5334000" cy="4622800"/>
+                      <a:ext cx="2752374" cy="2385391"/>
                     </a:xfrm>
                     <a:prstGeom prst="rect">
                       <a:avLst/>
@@ -2119,7 +2119,7 @@
       <w:r>
         <w:drawing>
           <wp:inline>
-            <wp:extent cx="5334000" cy="5961529"/>
+            <wp:extent cx="3119357" cy="3486341"/>
             <wp:effectExtent b="0" l="0" r="0" t="0"/>
             <wp:docPr descr="" title="" id="43" name="Picture"/>
             <a:graphic>
@@ -2140,7 +2140,7 @@
                   <pic:spPr bwMode="auto">
                     <a:xfrm>
                       <a:off x="0" y="0"/>
-                      <a:ext cx="5334000" cy="5961529"/>
+                      <a:ext cx="3119357" cy="3486341"/>
                     </a:xfrm>
                     <a:prstGeom prst="rect">
                       <a:avLst/>
@@ -2784,7 +2784,7 @@
       <w:r>
         <w:drawing>
           <wp:inline>
-            <wp:extent cx="5334000" cy="5961529"/>
+            <wp:extent cx="3119357" cy="3486341"/>
             <wp:effectExtent b="0" l="0" r="0" t="0"/>
             <wp:docPr descr="" title="" id="48" name="Picture"/>
             <a:graphic>
@@ -2805,7 +2805,7 @@
                   <pic:spPr bwMode="auto">
                     <a:xfrm>
                       <a:off x="0" y="0"/>
-                      <a:ext cx="5334000" cy="5961529"/>
+                      <a:ext cx="3119357" cy="3486341"/>
                     </a:xfrm>
                     <a:prstGeom prst="rect">
                       <a:avLst/>
@@ -4860,7 +4860,7 @@
       <w:r>
         <w:drawing>
           <wp:inline>
-            <wp:extent cx="5334000" cy="4706470"/>
+            <wp:extent cx="3119357" cy="2752374"/>
             <wp:effectExtent b="0" l="0" r="0" t="0"/>
             <wp:docPr descr="" title="" id="61" name="Picture"/>
             <a:graphic>
@@ -4881,7 +4881,7 @@
                   <pic:spPr bwMode="auto">
                     <a:xfrm>
                       <a:off x="0" y="0"/>
-                      <a:ext cx="5334000" cy="4706470"/>
+                      <a:ext cx="3119357" cy="2752374"/>
                     </a:xfrm>
                     <a:prstGeom prst="rect">
                       <a:avLst/>
@@ -5838,7 +5838,7 @@
       <w:r>
         <w:drawing>
           <wp:inline>
-            <wp:extent cx="5334000" cy="4622800"/>
+            <wp:extent cx="2752374" cy="2385391"/>
             <wp:effectExtent b="0" l="0" r="0" t="0"/>
             <wp:docPr descr="" title="" id="67" name="Picture"/>
             <a:graphic>
@@ -5859,7 +5859,7 @@
                   <pic:spPr bwMode="auto">
                     <a:xfrm>
                       <a:off x="0" y="0"/>
-                      <a:ext cx="5334000" cy="4622800"/>
+                      <a:ext cx="2752374" cy="2385391"/>
                     </a:xfrm>
                     <a:prstGeom prst="rect">
                       <a:avLst/>
@@ -6207,7 +6207,7 @@
       <w:r>
         <w:drawing>
           <wp:inline>
-            <wp:extent cx="5334000" cy="5961529"/>
+            <wp:extent cx="3119357" cy="3486341"/>
             <wp:effectExtent b="0" l="0" r="0" t="0"/>
             <wp:docPr descr="" title="" id="72" name="Picture"/>
             <a:graphic>
@@ -6228,7 +6228,7 @@
                   <pic:spPr bwMode="auto">
                     <a:xfrm>
                       <a:off x="0" y="0"/>
-                      <a:ext cx="5334000" cy="5961529"/>
+                      <a:ext cx="3119357" cy="3486341"/>
                     </a:xfrm>
                     <a:prstGeom prst="rect">
                       <a:avLst/>
@@ -6446,7 +6446,7 @@
       <w:r>
         <w:drawing>
           <wp:inline>
-            <wp:extent cx="5334000" cy="5334000"/>
+            <wp:extent cx="3302849" cy="3302849"/>
             <wp:effectExtent b="0" l="0" r="0" t="0"/>
             <wp:docPr descr="" title="" id="78" name="Picture"/>
             <a:graphic>
@@ -6467,7 +6467,7 @@
                   <pic:spPr bwMode="auto">
                     <a:xfrm>
                       <a:off x="0" y="0"/>
-                      <a:ext cx="5334000" cy="5334000"/>
+                      <a:ext cx="3302849" cy="3302849"/>
                     </a:xfrm>
                     <a:prstGeom prst="rect">
                       <a:avLst/>
@@ -9061,7 +9061,7 @@
       <w:r>
         <w:drawing>
           <wp:inline>
-            <wp:extent cx="5334000" cy="4392705"/>
+            <wp:extent cx="3119357" cy="2568882"/>
             <wp:effectExtent b="0" l="0" r="0" t="0"/>
             <wp:docPr descr="" title="" id="99" name="Picture"/>
             <a:graphic>
@@ -9082,7 +9082,7 @@
                   <pic:spPr bwMode="auto">
                     <a:xfrm>
                       <a:off x="0" y="0"/>
-                      <a:ext cx="5334000" cy="4392705"/>
+                      <a:ext cx="3119357" cy="2568882"/>
                     </a:xfrm>
                     <a:prstGeom prst="rect">
                       <a:avLst/>
@@ -9192,7 +9192,7 @@
       <w:r>
         <w:drawing>
           <wp:inline>
-            <wp:extent cx="5334000" cy="4706470"/>
+            <wp:extent cx="3119357" cy="2752374"/>
             <wp:effectExtent b="0" l="0" r="0" t="0"/>
             <wp:docPr descr="" title="" id="103" name="Picture"/>
             <a:graphic>
@@ -9213,7 +9213,7 @@
                   <pic:spPr bwMode="auto">
                     <a:xfrm>
                       <a:off x="0" y="0"/>
-                      <a:ext cx="5334000" cy="4706470"/>
+                      <a:ext cx="3119357" cy="2752374"/>
                     </a:xfrm>
                     <a:prstGeom prst="rect">
                       <a:avLst/>
@@ -10680,7 +10680,7 @@
       <w:r>
         <w:drawing>
           <wp:inline>
-            <wp:extent cx="5334000" cy="4706470"/>
+            <wp:extent cx="3119357" cy="2752374"/>
             <wp:effectExtent b="0" l="0" r="0" t="0"/>
             <wp:docPr descr="" title="" id="114" name="Picture"/>
             <a:graphic>
@@ -10701,7 +10701,7 @@
                   <pic:spPr bwMode="auto">
                     <a:xfrm>
                       <a:off x="0" y="0"/>
-                      <a:ext cx="5334000" cy="4706470"/>
+                      <a:ext cx="3119357" cy="2752374"/>
                     </a:xfrm>
                     <a:prstGeom prst="rect">
                       <a:avLst/>
@@ -10790,7 +10790,7 @@
       <w:r>
         <w:drawing>
           <wp:inline>
-            <wp:extent cx="5334000" cy="4706470"/>
+            <wp:extent cx="3119357" cy="2752374"/>
             <wp:effectExtent b="0" l="0" r="0" t="0"/>
             <wp:docPr descr="" title="" id="118" name="Picture"/>
             <a:graphic>
@@ -10811,7 +10811,7 @@
                   <pic:spPr bwMode="auto">
                     <a:xfrm>
                       <a:off x="0" y="0"/>
-                      <a:ext cx="5334000" cy="4706470"/>
+                      <a:ext cx="3119357" cy="2752374"/>
                     </a:xfrm>
                     <a:prstGeom prst="rect">
                       <a:avLst/>
@@ -10903,7 +10903,7 @@
       <w:r>
         <w:drawing>
           <wp:inline>
-            <wp:extent cx="5334000" cy="4706470"/>
+            <wp:extent cx="3119357" cy="2752374"/>
             <wp:effectExtent b="0" l="0" r="0" t="0"/>
             <wp:docPr descr="" title="" id="122" name="Picture"/>
             <a:graphic>
@@ -10924,7 +10924,7 @@
                   <pic:spPr bwMode="auto">
                     <a:xfrm>
                       <a:off x="0" y="0"/>
-                      <a:ext cx="5334000" cy="4706470"/>
+                      <a:ext cx="3119357" cy="2752374"/>
                     </a:xfrm>
                     <a:prstGeom prst="rect">
                       <a:avLst/>
@@ -11203,7 +11203,7 @@
       <w:r>
         <w:drawing>
           <wp:inline>
-            <wp:extent cx="5334000" cy="4333875"/>
+            <wp:extent cx="2935866" cy="2385391"/>
             <wp:effectExtent b="0" l="0" r="0" t="0"/>
             <wp:docPr descr="" title="" id="126" name="Picture"/>
             <a:graphic>
@@ -11224,7 +11224,7 @@
                   <pic:spPr bwMode="auto">
                     <a:xfrm>
                       <a:off x="0" y="0"/>
-                      <a:ext cx="5334000" cy="4333875"/>
+                      <a:ext cx="2935866" cy="2385391"/>
                     </a:xfrm>
                     <a:prstGeom prst="rect">
                       <a:avLst/>
@@ -11535,7 +11535,7 @@
       <w:r>
         <w:drawing>
           <wp:inline>
-            <wp:extent cx="5334000" cy="4333875"/>
+            <wp:extent cx="2935866" cy="2385391"/>
             <wp:effectExtent b="0" l="0" r="0" t="0"/>
             <wp:docPr descr="" title="" id="130" name="Picture"/>
             <a:graphic>
@@ -11556,7 +11556,7 @@
                   <pic:spPr bwMode="auto">
                     <a:xfrm>
                       <a:off x="0" y="0"/>
-                      <a:ext cx="5334000" cy="4333875"/>
+                      <a:ext cx="2935866" cy="2385391"/>
                     </a:xfrm>
                     <a:prstGeom prst="rect">
                       <a:avLst/>
